--- a/Formlar/olcme_degerlendirme_formlar_kim12.docx
+++ b/Formlar/olcme_degerlendirme_formlar_kim12.docx
@@ -496,7 +496,7 @@
                 <w:rFonts w:ascii="Times New Roman" w:hAnsi="Times New Roman" w:cs="Times New Roman"/>
                 <w:lang w:val="tr-TR"/>
               </w:rPr>
-              <w:t>Kim12.1.4’te Analiz ve Keşif Atölyesi 3. Aşama (Tablo C) ve Sıra Sizde 1.4. çalışma yaprağı işlevinde kullanıldı; e-içerikte soru türleri hazırlandı.</w:t>
+              <w:t>Kim12.1.4’te Analiz ve Keşif Atölyesi 3. Aşama (tepkimelere ait gözlemler tablosu) ve Sıra Sizde 1.4. çalışma yaprağı işlevinde kullanıldı; e-içerikte soru türleri hazırlandı.</w:t>
             </w:r>
           </w:p>
         </w:tc>
@@ -674,7 +674,7 @@
                 <w:rFonts w:ascii="Times New Roman" w:hAnsi="Times New Roman" w:cs="Times New Roman"/>
                 <w:lang w:val="tr-TR"/>
               </w:rPr>
-              <w:t>Kim12.1.6, Analiz ve Keşif Atölyesi 1.6.’nın 6. Aşamasına Venn şeması ve araştırma görevi konuldu; bilgi metninde Tablo B ile karşılaştırma yapıldı.</w:t>
+              <w:t>Kim12.1.6, Analiz ve Keşif Atölyesi 1.6.’nın 6. Aşamasına Venn şeması ve araştırma görevi konuldu; bilgi metninde Tablo A ile karşılaştırma yapıldı.</w:t>
             </w:r>
           </w:p>
         </w:tc>
